--- a/сдача/отчет/Отчет_команда7.docx
+++ b/сдача/отчет/Отчет_команда7.docx
@@ -120,6 +120,11 @@
           <w:sz w:val="24"/>
         </w:rPr>
         <w:t>Симферополь, 2026</w:t>
+      </w:r>
+    </w:p>
+    <w:p>
+      <w:r>
+        <w:br w:type="page"/>
       </w:r>
     </w:p>
     <w:p>
@@ -1157,7 +1162,7 @@
                 <w:b w:val="0"/>
                 <w:sz w:val="24"/>
               </w:rPr>
-              <w:t>54,7</w:t>
+              <w:t>54,1</w:t>
             </w:r>
           </w:p>
         </w:tc>
@@ -1173,7 +1178,7 @@
                 <w:b w:val="0"/>
                 <w:sz w:val="24"/>
               </w:rPr>
-              <w:t>4,35</w:t>
+              <w:t>4,90</w:t>
             </w:r>
           </w:p>
         </w:tc>
@@ -1189,7 +1194,7 @@
                 <w:b w:val="0"/>
                 <w:sz w:val="24"/>
               </w:rPr>
-              <w:t>5,65</w:t>
+              <w:t>6,04</w:t>
             </w:r>
           </w:p>
         </w:tc>
@@ -1205,7 +1210,7 @@
                 <w:b w:val="0"/>
                 <w:sz w:val="24"/>
               </w:rPr>
-              <w:t>8,86</w:t>
+              <w:t>8,68</w:t>
             </w:r>
           </w:p>
         </w:tc>
@@ -1221,7 +1226,7 @@
                 <w:b w:val="0"/>
                 <w:sz w:val="24"/>
               </w:rPr>
-              <w:t>4,92</w:t>
+              <w:t>5,10</w:t>
             </w:r>
           </w:p>
         </w:tc>
@@ -1255,7 +1260,7 @@
                 <w:b w:val="0"/>
                 <w:sz w:val="24"/>
               </w:rPr>
-              <w:t>48,1</w:t>
+              <w:t>47,7</w:t>
             </w:r>
           </w:p>
         </w:tc>
@@ -1271,7 +1276,7 @@
                 <w:b w:val="0"/>
                 <w:sz w:val="24"/>
               </w:rPr>
-              <w:t>4,76</w:t>
+              <w:t>5,16</w:t>
             </w:r>
           </w:p>
         </w:tc>
@@ -1287,7 +1292,7 @@
                 <w:b w:val="0"/>
                 <w:sz w:val="24"/>
               </w:rPr>
-              <w:t>9,23</w:t>
+              <w:t>9,40</w:t>
             </w:r>
           </w:p>
         </w:tc>
@@ -1303,7 +1308,7 @@
                 <w:b w:val="0"/>
                 <w:sz w:val="24"/>
               </w:rPr>
-              <w:t>17,3</w:t>
+              <w:t>18,3</w:t>
             </w:r>
           </w:p>
         </w:tc>
@@ -1319,7 +1324,7 @@
                 <w:b w:val="0"/>
                 <w:sz w:val="24"/>
               </w:rPr>
-              <w:t>4,92</w:t>
+              <w:t>5,21</w:t>
             </w:r>
           </w:p>
         </w:tc>
@@ -1353,7 +1358,7 @@
                 <w:b w:val="0"/>
                 <w:sz w:val="24"/>
               </w:rPr>
-              <w:t>48,0</w:t>
+              <w:t>49,4</w:t>
             </w:r>
           </w:p>
         </w:tc>
@@ -1369,7 +1374,7 @@
                 <w:b w:val="0"/>
                 <w:sz w:val="24"/>
               </w:rPr>
-              <w:t>0,11</w:t>
+              <w:t>0,14</w:t>
             </w:r>
           </w:p>
         </w:tc>
@@ -1385,7 +1390,7 @@
                 <w:b w:val="0"/>
                 <w:sz w:val="24"/>
               </w:rPr>
-              <w:t>0,64</w:t>
+              <w:t>0,35</w:t>
             </w:r>
           </w:p>
         </w:tc>
@@ -1401,7 +1406,7 @@
                 <w:b w:val="0"/>
                 <w:sz w:val="24"/>
               </w:rPr>
-              <w:t>9,05</w:t>
+              <w:t>8,66</w:t>
             </w:r>
           </w:p>
         </w:tc>
@@ -1417,7 +1422,7 @@
                 <w:b w:val="0"/>
                 <w:sz w:val="24"/>
               </w:rPr>
-              <w:t>4,44</w:t>
+              <w:t>4,55</w:t>
             </w:r>
           </w:p>
         </w:tc>
@@ -1451,7 +1456,7 @@
                 <w:b w:val="0"/>
                 <w:sz w:val="24"/>
               </w:rPr>
-              <w:t>52,4</w:t>
+              <w:t>51,9</w:t>
             </w:r>
           </w:p>
         </w:tc>
@@ -1467,7 +1472,7 @@
                 <w:b w:val="0"/>
                 <w:sz w:val="24"/>
               </w:rPr>
-              <w:t>4,48</w:t>
+              <w:t>4,47</w:t>
             </w:r>
           </w:p>
         </w:tc>
@@ -1483,7 +1488,7 @@
                 <w:b w:val="0"/>
                 <w:sz w:val="24"/>
               </w:rPr>
-              <w:t>8,04</w:t>
+              <w:t>8,07</w:t>
             </w:r>
           </w:p>
         </w:tc>
@@ -1515,7 +1520,7 @@
                 <w:b w:val="0"/>
                 <w:sz w:val="24"/>
               </w:rPr>
-              <w:t>4,36</w:t>
+              <w:t>4,64</w:t>
             </w:r>
           </w:p>
         </w:tc>
@@ -1549,7 +1554,7 @@
                 <w:b w:val="0"/>
                 <w:sz w:val="24"/>
               </w:rPr>
-              <w:t>175</w:t>
+              <w:t>184</w:t>
             </w:r>
           </w:p>
         </w:tc>
@@ -1565,7 +1570,7 @@
                 <w:b w:val="0"/>
                 <w:sz w:val="24"/>
               </w:rPr>
-              <w:t>8,88</w:t>
+              <w:t>8,24</w:t>
             </w:r>
           </w:p>
         </w:tc>
@@ -1581,7 +1586,7 @@
                 <w:b w:val="0"/>
                 <w:sz w:val="24"/>
               </w:rPr>
-              <w:t>8,94</w:t>
+              <w:t>8,55</w:t>
             </w:r>
           </w:p>
         </w:tc>
@@ -1597,7 +1602,7 @@
                 <w:b w:val="0"/>
                 <w:sz w:val="24"/>
               </w:rPr>
-              <w:t>84,3</w:t>
+              <w:t>87,8</w:t>
             </w:r>
           </w:p>
         </w:tc>
@@ -1613,7 +1618,7 @@
                 <w:b w:val="0"/>
                 <w:sz w:val="24"/>
               </w:rPr>
-              <w:t>20,3</w:t>
+              <w:t>19,6</w:t>
             </w:r>
           </w:p>
         </w:tc>
@@ -1647,7 +1652,7 @@
                 <w:b w:val="0"/>
                 <w:sz w:val="24"/>
               </w:rPr>
-              <w:t>260</w:t>
+              <w:t>255</w:t>
             </w:r>
           </w:p>
         </w:tc>
@@ -1663,7 +1668,7 @@
                 <w:b w:val="0"/>
                 <w:sz w:val="24"/>
               </w:rPr>
-              <w:t>1,19</w:t>
+              <w:t>1,04</w:t>
             </w:r>
           </w:p>
         </w:tc>
@@ -1679,7 +1684,7 @@
                 <w:b w:val="0"/>
                 <w:sz w:val="24"/>
               </w:rPr>
-              <w:t>6,65</w:t>
+              <w:t>6,20</w:t>
             </w:r>
           </w:p>
         </w:tc>
@@ -1695,7 +1700,7 @@
                 <w:b w:val="0"/>
                 <w:sz w:val="24"/>
               </w:rPr>
-              <w:t>130</w:t>
+              <w:t>128</w:t>
             </w:r>
           </w:p>
         </w:tc>
@@ -1711,7 +1716,7 @@
                 <w:b w:val="0"/>
                 <w:sz w:val="24"/>
               </w:rPr>
-              <w:t>4,04</w:t>
+              <w:t>4,42</w:t>
             </w:r>
           </w:p>
         </w:tc>
@@ -1745,7 +1750,7 @@
                 <w:b w:val="0"/>
                 <w:sz w:val="24"/>
               </w:rPr>
-              <w:t>277</w:t>
+              <w:t>147</w:t>
             </w:r>
           </w:p>
         </w:tc>
@@ -1761,7 +1766,7 @@
                 <w:b w:val="0"/>
                 <w:sz w:val="24"/>
               </w:rPr>
-              <w:t>5,86</w:t>
+              <w:t>4,10</w:t>
             </w:r>
           </w:p>
         </w:tc>
@@ -1777,7 +1782,7 @@
                 <w:b w:val="0"/>
                 <w:sz w:val="24"/>
               </w:rPr>
-              <w:t>6,91</w:t>
+              <w:t>4,78</w:t>
             </w:r>
           </w:p>
         </w:tc>
@@ -1793,7 +1798,7 @@
                 <w:b w:val="0"/>
                 <w:sz w:val="24"/>
               </w:rPr>
-              <w:t>96,2</w:t>
+              <w:t>45,3</w:t>
             </w:r>
           </w:p>
         </w:tc>
@@ -1809,7 +1814,7 @@
                 <w:b w:val="0"/>
                 <w:sz w:val="24"/>
               </w:rPr>
-              <w:t>14,5</w:t>
+              <w:t>8,30</w:t>
             </w:r>
           </w:p>
         </w:tc>
@@ -1831,6 +1836,60 @@
     </w:p>
     <w:p>
       <w:pPr>
+        <w:jc w:val="center"/>
+      </w:pPr>
+      <w:r>
+        <w:drawing>
+          <wp:inline xmlns:a="http://schemas.openxmlformats.org/drawingml/2006/main" xmlns:pic="http://schemas.openxmlformats.org/drawingml/2006/picture">
+            <wp:extent cx="5472000" cy="2802732"/>
+            <wp:docPr id="1" name="Picture 1"/>
+            <wp:cNvGraphicFramePr>
+              <a:graphicFrameLocks noChangeAspect="1"/>
+            </wp:cNvGraphicFramePr>
+            <a:graphic>
+              <a:graphicData uri="http://schemas.openxmlformats.org/drawingml/2006/picture">
+                <pic:pic>
+                  <pic:nvPicPr>
+                    <pic:cNvPr id="0" name="fig_random.png"/>
+                    <pic:cNvPicPr/>
+                  </pic:nvPicPr>
+                  <pic:blipFill>
+                    <a:blip r:embed="rId9"/>
+                    <a:stretch>
+                      <a:fillRect/>
+                    </a:stretch>
+                  </pic:blipFill>
+                  <pic:spPr>
+                    <a:xfrm>
+                      <a:off x="0" y="0"/>
+                      <a:ext cx="5472000" cy="2802732"/>
+                    </a:xfrm>
+                    <a:prstGeom prst="rect"/>
+                  </pic:spPr>
+                </pic:pic>
+              </a:graphicData>
+            </a:graphic>
+          </wp:inline>
+        </w:drawing>
+      </w:r>
+    </w:p>
+    <w:p>
+      <w:pPr>
+        <w:spacing w:after="120" w:before="0" w:line="276" w:lineRule="auto"/>
+        <w:jc w:val="center"/>
+      </w:pPr>
+      <w:r>
+        <w:rPr>
+          <w:rFonts w:ascii="Times New Roman" w:hAnsi="Times New Roman"/>
+          <w:b w:val="0"/>
+          <w:color w:val="1C2830"/>
+          <w:sz w:val="24"/>
+        </w:rPr>
+        <w:t>Рисунок 1. Случайный массив из миллиона чисел.</w:t>
+      </w:r>
+    </w:p>
+    <w:p>
+      <w:pPr>
         <w:spacing w:after="120" w:before="0" w:line="276" w:lineRule="auto"/>
       </w:pPr>
       <w:r>
@@ -1841,6 +1900,60 @@
           <w:sz w:val="28"/>
         </w:rPr>
         <w:t>На уже упорядоченном миллионе картина другая. Java для int укладывается в 0,11 мс: готовые серии почти не переставляются. Python делает это за 5,86 мс вместо 277 мс на случайных числах. Почти упорядоченный массив тоже сильно быстрее случайного у всех адаптивных реализаций.</w:t>
+      </w:r>
+    </w:p>
+    <w:p>
+      <w:pPr>
+        <w:jc w:val="center"/>
+      </w:pPr>
+      <w:r>
+        <w:drawing>
+          <wp:inline xmlns:a="http://schemas.openxmlformats.org/drawingml/2006/main" xmlns:pic="http://schemas.openxmlformats.org/drawingml/2006/picture">
+            <wp:extent cx="5472000" cy="2802732"/>
+            <wp:docPr id="2" name="Picture 2"/>
+            <wp:cNvGraphicFramePr>
+              <a:graphicFrameLocks noChangeAspect="1"/>
+            </wp:cNvGraphicFramePr>
+            <a:graphic>
+              <a:graphicData uri="http://schemas.openxmlformats.org/drawingml/2006/picture">
+                <pic:pic>
+                  <pic:nvPicPr>
+                    <pic:cNvPr id="0" name="fig_sorted.png"/>
+                    <pic:cNvPicPr/>
+                  </pic:nvPicPr>
+                  <pic:blipFill>
+                    <a:blip r:embed="rId10"/>
+                    <a:stretch>
+                      <a:fillRect/>
+                    </a:stretch>
+                  </pic:blipFill>
+                  <pic:spPr>
+                    <a:xfrm>
+                      <a:off x="0" y="0"/>
+                      <a:ext cx="5472000" cy="2802732"/>
+                    </a:xfrm>
+                    <a:prstGeom prst="rect"/>
+                  </pic:spPr>
+                </pic:pic>
+              </a:graphicData>
+            </a:graphic>
+          </wp:inline>
+        </w:drawing>
+      </w:r>
+    </w:p>
+    <w:p>
+      <w:pPr>
+        <w:spacing w:after="120" w:before="0" w:line="276" w:lineRule="auto"/>
+        <w:jc w:val="center"/>
+      </w:pPr>
+      <w:r>
+        <w:rPr>
+          <w:rFonts w:ascii="Times New Roman" w:hAnsi="Times New Roman"/>
+          <w:b w:val="0"/>
+          <w:color w:val="1C2830"/>
+          <w:sz w:val="24"/>
+        </w:rPr>
+        <w:t>Рисунок 2. Тот же миллион, числа уже стоят по возрастанию.</w:t>
       </w:r>
     </w:p>
     <w:p>
